--- a/Descripcion-UC/Descripcion-UC007.docx
+++ b/Descripcion-UC/Descripcion-UC007.docx
@@ -1265,6 +1265,7 @@
             <w:pPr>
               <w:widowControl w:val="0"/>
               <w:numPr>
+                <w:ilvl w:val="0"/>
                 <w:numId w:val="0"/>
               </w:numPr>
               <w:suppressAutoHyphens/>
@@ -1278,6 +1279,7 @@
             <w:pPr>
               <w:widowControl w:val="0"/>
               <w:numPr>
+                <w:ilvl w:val="0"/>
                 <w:numId w:val="0"/>
               </w:numPr>
               <w:suppressAutoHyphens/>
@@ -1429,15 +1431,7 @@
               <w:rPr>
                 <w:rFonts w:hint="default"/>
               </w:rPr>
-              <w:t>1.2 Se continúa sin aplicar</w:t>
-            </w:r>
-            <w:bookmarkStart w:id="0" w:name="_GoBack"/>
-            <w:bookmarkEnd w:id="0"/>
-            <w:r>
-              <w:rPr>
-                <w:rFonts w:hint="default"/>
-              </w:rPr>
-              <w:t xml:space="preserve"> descuentos.</w:t>
+              <w:t>1.2 Se continúa sin aplicar descuentos.</w:t>
             </w:r>
           </w:p>
         </w:tc>
@@ -1466,6 +1460,10 @@
             <w:pPr>
               <w:widowControl w:val="0"/>
               <w:spacing w:after="0"/>
+              <w:rPr>
+                <w:rFonts w:hint="default"/>
+                <w:lang w:val="es-MX"/>
+              </w:rPr>
             </w:pPr>
             <w:r>
               <w:t xml:space="preserve">Asociaciones de extensión: </w:t>
@@ -1475,11 +1473,10 @@
                 <w:rFonts w:hint="default"/>
                 <w:lang w:val="es-MX"/>
               </w:rPr>
-              <w:t>N</w:t>
-            </w:r>
-            <w:r>
-              <w:t>o aplica</w:t>
-            </w:r>
+              <w:t>No aplica</w:t>
+            </w:r>
+            <w:bookmarkStart w:id="0" w:name="_GoBack"/>
+            <w:bookmarkEnd w:id="0"/>
           </w:p>
         </w:tc>
       </w:tr>
@@ -1518,34 +1515,9 @@
             <w:r>
               <w:rPr>
                 <w:rFonts w:hint="default"/>
-              </w:rPr>
-              <w:t>Identificar promociones aplicables</w:t>
-            </w:r>
-            <w:r>
-              <w:rPr>
-                <w:rFonts w:hint="default"/>
                 <w:lang w:val="es-MX"/>
               </w:rPr>
-              <w:t xml:space="preserve">, </w:t>
-            </w:r>
-            <w:r>
-              <w:rPr>
-                <w:rFonts w:hint="default"/>
-              </w:rPr>
-              <w:t>Calcular descuento</w:t>
-            </w:r>
-            <w:r>
-              <w:rPr>
-                <w:rFonts w:hint="default"/>
-                <w:lang w:val="es-MX"/>
-              </w:rPr>
-              <w:t xml:space="preserve"> y </w:t>
-            </w:r>
-            <w:r>
-              <w:rPr>
-                <w:rFonts w:hint="default"/>
-              </w:rPr>
-              <w:t>Prorratear descuento en productos</w:t>
+              <w:t>No aplica</w:t>
             </w:r>
           </w:p>
         </w:tc>
@@ -1587,7 +1559,7 @@
                 <w:rFonts w:hint="default"/>
                 <w:lang w:val="es-MX"/>
               </w:rPr>
-              <w:t xml:space="preserve"> Registrar venta</w:t>
+              <w:t xml:space="preserve"> No aplica</w:t>
             </w:r>
           </w:p>
         </w:tc>
@@ -1625,10 +1597,7 @@
                 <w:rFonts w:hint="default"/>
                 <w:lang w:val="es-MX"/>
               </w:rPr>
-              <w:t>N</w:t>
-            </w:r>
-            <w:r>
-              <w:t>o aplica</w:t>
+              <w:t>Registrar venta</w:t>
             </w:r>
           </w:p>
         </w:tc>
